--- a/03-Testing/EduCheck_UAT_Day_Kit.docx
+++ b/03-Testing/EduCheck_UAT_Day_Kit.docx
@@ -75,7 +75,7 @@
           <w:sz w:val="20"/>
           <w:szCs w:val="20"/>
         </w:rPr>
-        <w:t xml:space="preserve">. It matches the current system: one Subject Teacher, fictitious account names, D-04 and D-05 decided by the adviser, 3-term SF10 printing, SF10 import, and web access over the hotspot.</w:t>
+        <w:t xml:space="preserve">. It matches the current system: one Subject Teacher, fictitious account names, the per-learner upload lock (D-04), the adviser's SF10 decision (D-05), 3-term SF10 printing, SF10 import, and web access over the hotspot.</w:t>
       </w:r>
     </w:p>
     <w:p>
@@ -4922,7 +4922,7 @@
                 <w:sz w:val="18"/>
                 <w:szCs w:val="18"/>
               </w:rPr>
-              <w:t xml:space="preserve">A few known limits: it works only on this local network; phone alerts arrive only while the app is open; after a record is approved, uploads for that section are locked until a revision is requested; 3-term years print as Terms 1-3 on the SF10. Any questions?</w:t>
+              <w:t xml:space="preserve">A few known limits: it works only on this local network; phone alerts arrive only while the app is open; a learner who is approved or waiting for approval is locked, so a new upload skips them until the Adviser requests a revision; 3-term years print as Terms 1-3 on the SF10. Any questions?</w:t>
             </w:r>
           </w:p>
         </w:tc>
@@ -6564,7 +6564,7 @@
                 <w:sz w:val="18"/>
                 <w:szCs w:val="18"/>
               </w:rPr>
-              <w:t xml:space="preserve">TC-041 (upload refused), TC-042 amendment on 006</w:t>
+              <w:t xml:space="preserve">TC-041 (locked learners not updated), TC-042 amendment on 006</w:t>
             </w:r>
           </w:p>
         </w:tc>
@@ -14800,7 +14800,25 @@
                 <w:sz w:val="18"/>
                 <w:szCs w:val="18"/>
               </w:rPr>
-              <w:t xml:space="preserve"> Try to upload English again: it is refused (approved learners, D-04).</w:t>
+              <w:t xml:space="preserve"> Upload English again: the rest of the class is saved; the approved and pending learners are listed as </w:t>
+            </w:r>
+            <w:r>
+              <w:rPr>
+                <w:rFonts w:ascii="Arial" w:cs="Arial" w:eastAsia="Arial" w:hAnsi="Arial"/>
+                <w:b/>
+                <w:bCs/>
+                <w:sz w:val="18"/>
+                <w:szCs w:val="18"/>
+              </w:rPr>
+              <w:t xml:space="preserve">not updated</w:t>
+            </w:r>
+            <w:r>
+              <w:rPr>
+                <w:rFonts w:ascii="Arial" w:cs="Arial" w:eastAsia="Arial" w:hAnsi="Arial"/>
+                <w:sz w:val="18"/>
+                <w:szCs w:val="18"/>
+              </w:rPr>
+              <w:t xml:space="preserve"> (D-04).</w:t>
             </w:r>
           </w:p>
         </w:tc>

--- a/03-Testing/EduCheck_UAT_Day_Kit.docx
+++ b/03-Testing/EduCheck_UAT_Day_Kit.docx
@@ -59,23 +59,7 @@
           <w:sz w:val="20"/>
           <w:szCs w:val="20"/>
         </w:rPr>
-        <w:t xml:space="preserve">This kit replaces the running order in </w:t>
-      </w:r>
-      <w:r>
-        <w:rPr>
-          <w:rFonts w:ascii="Consolas" w:cs="Consolas" w:eastAsia="Consolas" w:hAnsi="Consolas"/>
-          <w:sz w:val="19"/>
-          <w:szCs w:val="19"/>
-        </w:rPr>
-        <w:t xml:space="preserve">EduCheck_UAT_Plan.pdf</w:t>
-      </w:r>
-      <w:r>
-        <w:rPr>
-          <w:rFonts w:ascii="Arial" w:cs="Arial" w:eastAsia="Arial" w:hAnsi="Arial"/>
-          <w:sz w:val="20"/>
-          <w:szCs w:val="20"/>
-        </w:rPr>
-        <w:t xml:space="preserve">. It matches the current system: one Subject Teacher, fictitious account names, the per-learner upload lock (D-04), the adviser's SF10 decision (D-05), 3-term SF10 printing, SF10 import, and web access over the hotspot.</w:t>
+        <w:t xml:space="preserve">This kit replaces the earlier UAT plan (EduCheck_UAT_Plan.pdf, now removed). It matches the current system: one Subject Teacher, fictitious account names, the per-learner upload lock (D-04), the adviser's SF10 decision (D-05), 3-term SF10 printing, SF10 import, and web access over the hotspot.</w:t>
       </w:r>
     </w:p>
     <w:p>

--- a/03-Testing/EduCheck_UAT_Day_Kit.docx
+++ b/03-Testing/EduCheck_UAT_Day_Kit.docx
@@ -46,7 +46,7 @@
           <w:sz w:val="19"/>
           <w:szCs w:val="19"/>
         </w:rPr>
-        <w:t xml:space="preserve">Dry run, morning setup, orientation script, session flow and run sheets. Updated 2026-10-14.</w:t>
+        <w:t xml:space="preserve">Dry run, morning setup, orientation script, session flow and run sheets. Updated 2026-10-19 for the Accounts page and Principal account approval.</w:t>
       </w:r>
     </w:p>
     <w:p>
@@ -59,7 +59,7 @@
           <w:sz w:val="20"/>
           <w:szCs w:val="20"/>
         </w:rPr>
-        <w:t xml:space="preserve">This kit replaces the earlier UAT plan (EduCheck_UAT_Plan.pdf, now removed). It matches the current system: one Subject Teacher, fictitious account names, the per-learner upload lock (D-04), the adviser's SF10 decision (D-05), 3-term SF10 printing, SF10 import, and web access over the hotspot.</w:t>
+        <w:t xml:space="preserve">This kit replaces the earlier UAT plan (EduCheck_UAT_Plan.pdf, now removed). It matches the current system: one Subject Teacher, fictitious account names, the per-learner upload lock (D-04), the adviser's SF10 decision (D-05), 3-term SF10 printing, SF10 import, web access over the hotspot, and the Accounts page with Principal approval of new accounts (TC-072 to TC-076).</w:t>
       </w:r>
     </w:p>
     <w:p>
@@ -1204,7 +1204,7 @@
                 <w:sz w:val="18"/>
                 <w:szCs w:val="18"/>
               </w:rPr>
-              <w:t xml:space="preserve">School Head / Principal (view only)</w:t>
+              <w:t xml:space="preserve">School Head / Principal (approves accounts; otherwise view only)</w:t>
             </w:r>
           </w:p>
         </w:tc>
@@ -1631,6 +1631,76 @@
           <w:szCs w:val="20"/>
         </w:rPr>
         <w:t xml:space="preserve">.</w:t>
+      </w:r>
+    </w:p>
+    <w:p>
+      <w:pPr>
+        <w:spacing w:after="50"/>
+        <w:ind w:left="360" w:hanging="360"/>
+      </w:pPr>
+      <w:r>
+        <w:rPr>
+          <w:rFonts w:ascii="Arial" w:cs="Arial" w:eastAsia="Arial" w:hAnsi="Arial"/>
+          <w:sz w:val="22"/>
+          <w:szCs w:val="22"/>
+        </w:rPr>
+        <w:t xml:space="preserve">☐  </w:t>
+      </w:r>
+      <w:r>
+        <w:rPr>
+          <w:rFonts w:ascii="Arial" w:cs="Arial" w:eastAsia="Arial" w:hAnsi="Arial"/>
+          <w:sz w:val="20"/>
+          <w:szCs w:val="20"/>
+        </w:rPr>
+        <w:t xml:space="preserve">Re-apply the account migrations, because the baseline is older than them: in pgAdmin's Query Tool on </w:t>
+      </w:r>
+      <w:r>
+        <w:rPr>
+          <w:rFonts w:ascii="Consolas" w:cs="Consolas" w:eastAsia="Consolas" w:hAnsi="Consolas"/>
+          <w:sz w:val="19"/>
+          <w:szCs w:val="19"/>
+        </w:rPr>
+        <w:t xml:space="preserve">educheck_db</w:t>
+      </w:r>
+      <w:r>
+        <w:rPr>
+          <w:rFonts w:ascii="Arial" w:cs="Arial" w:eastAsia="Arial" w:hAnsi="Arial"/>
+          <w:sz w:val="20"/>
+          <w:szCs w:val="20"/>
+        </w:rPr>
+        <w:t xml:space="preserve">, run </w:t>
+      </w:r>
+      <w:r>
+        <w:rPr>
+          <w:rFonts w:ascii="Consolas" w:cs="Consolas" w:eastAsia="Consolas" w:hAnsi="Consolas"/>
+          <w:sz w:val="19"/>
+          <w:szCs w:val="19"/>
+        </w:rPr>
+        <w:t xml:space="preserve">010_account_approval.sql</w:t>
+      </w:r>
+      <w:r>
+        <w:rPr>
+          <w:rFonts w:ascii="Arial" w:cs="Arial" w:eastAsia="Arial" w:hAnsi="Arial"/>
+          <w:sz w:val="20"/>
+          <w:szCs w:val="20"/>
+        </w:rPr>
+        <w:t xml:space="preserve"> then </w:t>
+      </w:r>
+      <w:r>
+        <w:rPr>
+          <w:rFonts w:ascii="Consolas" w:cs="Consolas" w:eastAsia="Consolas" w:hAnsi="Consolas"/>
+          <w:sz w:val="19"/>
+          <w:szCs w:val="19"/>
+        </w:rPr>
+        <w:t xml:space="preserve">011_account_setup.sql</w:t>
+      </w:r>
+      <w:r>
+        <w:rPr>
+          <w:rFonts w:ascii="Arial" w:cs="Arial" w:eastAsia="Arial" w:hAnsi="Arial"/>
+          <w:sz w:val="20"/>
+          <w:szCs w:val="20"/>
+        </w:rPr>
+        <w:t xml:space="preserve"> (folder 02-Product Design/06-Database/SQL/migrations). Both are safe to run twice.</w:t>
       </w:r>
     </w:p>
     <w:p>
@@ -3164,6 +3234,104 @@
           </w:p>
         </w:tc>
       </w:tr>
+      <w:tr>
+        <w:trPr>
+          <w:cantSplit/>
+        </w:trPr>
+        <w:tc>
+          <w:tcPr>
+            <w:tcW w:type="dxa" w:w="1300"/>
+            <w:tcBorders>
+              <w:top w:val="single" w:color="8C8C8C" w:sz="4"/>
+              <w:left w:val="single" w:color="8C8C8C" w:sz="4"/>
+              <w:bottom w:val="single" w:color="8C8C8C" w:sz="4"/>
+              <w:right w:val="single" w:color="8C8C8C" w:sz="4"/>
+            </w:tcBorders>
+            <w:tcMar>
+              <w:top w:type="dxa" w:w="45"/>
+              <w:left w:type="dxa" w:w="80"/>
+              <w:bottom w:type="dxa" w:w="45"/>
+              <w:right w:type="dxa" w:w="80"/>
+            </w:tcMar>
+            <w:vAlign w:val="center"/>
+          </w:tcPr>
+          <w:p>
+            <w:pPr>
+              <w:spacing w:after="0"/>
+            </w:pPr>
+            <w:r>
+              <w:rPr>
+                <w:rFonts w:ascii="Arial" w:cs="Arial" w:eastAsia="Arial" w:hAnsi="Arial"/>
+                <w:sz w:val="18"/>
+                <w:szCs w:val="18"/>
+              </w:rPr>
+              <w:t xml:space="preserve">Admin + Principal</w:t>
+            </w:r>
+          </w:p>
+        </w:tc>
+        <w:tc>
+          <w:tcPr>
+            <w:tcW w:type="dxa" w:w="6400"/>
+            <w:tcBorders>
+              <w:top w:val="single" w:color="8C8C8C" w:sz="4"/>
+              <w:left w:val="single" w:color="8C8C8C" w:sz="4"/>
+              <w:bottom w:val="single" w:color="8C8C8C" w:sz="4"/>
+              <w:right w:val="single" w:color="8C8C8C" w:sz="4"/>
+            </w:tcBorders>
+            <w:tcMar>
+              <w:top w:type="dxa" w:w="45"/>
+              <w:left w:type="dxa" w:w="80"/>
+              <w:bottom w:type="dxa" w:w="45"/>
+              <w:right w:type="dxa" w:w="80"/>
+            </w:tcMar>
+            <w:vAlign w:val="center"/>
+          </w:tcPr>
+          <w:p>
+            <w:pPr>
+              <w:spacing w:after="0"/>
+            </w:pPr>
+            <w:r>
+              <w:rPr>
+                <w:rFonts w:ascii="Arial" w:cs="Arial" w:eastAsia="Arial" w:hAnsi="Arial"/>
+                <w:sz w:val="18"/>
+                <w:szCs w:val="18"/>
+              </w:rPr>
+              <w:t xml:space="preserve">Add a test account with a DepEd email you can open; the Principal approves it; Finish setup; log in as it.</w:t>
+            </w:r>
+          </w:p>
+        </w:tc>
+        <w:tc>
+          <w:tcPr>
+            <w:tcW w:type="dxa" w:w="2524"/>
+            <w:tcBorders>
+              <w:top w:val="single" w:color="8C8C8C" w:sz="4"/>
+              <w:left w:val="single" w:color="8C8C8C" w:sz="4"/>
+              <w:bottom w:val="single" w:color="8C8C8C" w:sz="4"/>
+              <w:right w:val="single" w:color="8C8C8C" w:sz="4"/>
+            </w:tcBorders>
+            <w:tcMar>
+              <w:top w:type="dxa" w:w="45"/>
+              <w:left w:type="dxa" w:w="80"/>
+              <w:bottom w:type="dxa" w:w="45"/>
+              <w:right w:type="dxa" w:w="80"/>
+            </w:tcMar>
+            <w:vAlign w:val="center"/>
+          </w:tcPr>
+          <w:p>
+            <w:pPr>
+              <w:spacing w:after="0"/>
+            </w:pPr>
+            <w:r>
+              <w:rPr>
+                <w:rFonts w:ascii="Arial" w:cs="Arial" w:eastAsia="Arial" w:hAnsi="Arial"/>
+                <w:sz w:val="18"/>
+                <w:szCs w:val="18"/>
+              </w:rPr>
+              <w:t xml:space="preserve">Email arrives; must set own password</w:t>
+            </w:r>
+          </w:p>
+        </w:tc>
+      </w:tr>
     </w:tbl>
     <w:p>
       <w:pPr>
@@ -3255,7 +3423,7 @@
           <w:sz w:val="20"/>
           <w:szCs w:val="20"/>
         </w:rPr>
-        <w:t xml:space="preserve">. The data is back to the baseline.</w:t>
+        <w:t xml:space="preserve">, then re-apply migrations 010 and 011 as in Setup. The data is back to the baseline.</w:t>
       </w:r>
     </w:p>
     <w:p>
@@ -3440,7 +3608,7 @@
           <w:sz w:val="20"/>
           <w:szCs w:val="20"/>
         </w:rPr>
-        <w:t xml:space="preserve"> (only if the data is not already the baseline).</w:t>
+        <w:t xml:space="preserve"> (only if the data is not already the baseline), then re-apply migrations 010 and 011 as in Part 1.</w:t>
       </w:r>
     </w:p>
     <w:p>
@@ -8269,7 +8437,7 @@
                 <w:sz w:val="18"/>
                 <w:szCs w:val="18"/>
               </w:rPr>
-              <w:t xml:space="preserve">Create a user account (any test name).</w:t>
+              <w:t xml:space="preserve">In Accounts, add a Subject Teacher test account with a @deped.gov.ph email the team can open. It waits for the Principal.</w:t>
             </w:r>
           </w:p>
         </w:tc>
@@ -8300,7 +8468,7 @@
                 <w:sz w:val="17"/>
                 <w:szCs w:val="17"/>
               </w:rPr>
-              <w:t xml:space="preserve">Test user</w:t>
+              <w:t xml:space="preserve">Test account</w:t>
             </w:r>
           </w:p>
         </w:tc>
@@ -8369,7 +8537,7 @@
                 <w:sz w:val="18"/>
                 <w:szCs w:val="18"/>
               </w:rPr>
-              <w:t xml:space="preserve">TC-013</w:t>
+              <w:t xml:space="preserve">TC-072</w:t>
             </w:r>
           </w:p>
         </w:tc>
@@ -8400,7 +8568,7 @@
                 <w:sz w:val="18"/>
                 <w:szCs w:val="18"/>
               </w:rPr>
-              <w:t xml:space="preserve">Edit that test user, then set it to Inactive.</w:t>
+              <w:t xml:space="preserve">Try to add an account with a Gmail address: it is refused.</w:t>
             </w:r>
           </w:p>
         </w:tc>
@@ -8431,7 +8599,7 @@
                 <w:sz w:val="17"/>
                 <w:szCs w:val="17"/>
               </w:rPr>
-              <w:t xml:space="preserve">Test user from TC-012</w:t>
+              <w:t xml:space="preserve">e.g. name@gmail.com</w:t>
             </w:r>
           </w:p>
         </w:tc>
@@ -8500,7 +8668,7 @@
                 <w:sz w:val="18"/>
                 <w:szCs w:val="18"/>
               </w:rPr>
-              <w:t xml:space="preserve">TC-004</w:t>
+              <w:t xml:space="preserve">—</w:t>
             </w:r>
           </w:p>
         </w:tc>
@@ -8531,7 +8699,7 @@
                 <w:sz w:val="18"/>
                 <w:szCs w:val="18"/>
               </w:rPr>
-              <w:t xml:space="preserve">Log out and try to log in as the inactive test user. Log back in as Admin.</w:t>
+              <w:t xml:space="preserve">Add a second test account for the Principal to reject (TC-074).</w:t>
             </w:r>
           </w:p>
         </w:tc>
@@ -8562,7 +8730,7 @@
                 <w:sz w:val="17"/>
                 <w:szCs w:val="17"/>
               </w:rPr>
-              <w:t xml:space="preserve">Test user</w:t>
+              <w:t xml:space="preserve">Second test account</w:t>
             </w:r>
           </w:p>
         </w:tc>
@@ -8593,7 +8761,7 @@
                 <w:sz w:val="16"/>
                 <w:szCs w:val="16"/>
               </w:rPr>
-              <w:t xml:space="preserve">☐ Pass  ☐ Fail</w:t>
+              <w:t xml:space="preserve">☐ Done</w:t>
             </w:r>
           </w:p>
         </w:tc>
@@ -8631,7 +8799,7 @@
                 <w:sz w:val="18"/>
                 <w:szCs w:val="18"/>
               </w:rPr>
-              <w:t xml:space="preserve">TC-014</w:t>
+              <w:t xml:space="preserve">—</w:t>
             </w:r>
           </w:p>
         </w:tc>
@@ -8662,7 +8830,7 @@
                 <w:sz w:val="18"/>
                 <w:szCs w:val="18"/>
               </w:rPr>
-              <w:t xml:space="preserve">Reset the test user's password.</w:t>
+              <w:t xml:space="preserve">Wait until the Principal has approved the first test account (TC-073).</w:t>
             </w:r>
           </w:p>
         </w:tc>
@@ -8693,7 +8861,7 @@
                 <w:sz w:val="17"/>
                 <w:szCs w:val="17"/>
               </w:rPr>
-              <w:t xml:space="preserve">Test user</w:t>
+              <w:t xml:space="preserve"/>
             </w:r>
           </w:p>
         </w:tc>
@@ -8724,7 +8892,7 @@
                 <w:sz w:val="16"/>
                 <w:szCs w:val="16"/>
               </w:rPr>
-              <w:t xml:space="preserve">☐ Pass  ☐ Fail</w:t>
+              <w:t xml:space="preserve">☐ Done</w:t>
             </w:r>
           </w:p>
         </w:tc>
@@ -8762,7 +8930,7 @@
                 <w:sz w:val="18"/>
                 <w:szCs w:val="18"/>
               </w:rPr>
-              <w:t xml:space="preserve">TC-015</w:t>
+              <w:t xml:space="preserve">TC-075</w:t>
             </w:r>
           </w:p>
         </w:tc>
@@ -8793,7 +8961,7 @@
                 <w:sz w:val="18"/>
                 <w:szCs w:val="18"/>
               </w:rPr>
-              <w:t xml:space="preserve">Search users by name and by role.</w:t>
+              <w:t xml:space="preserve">Finish setup of the test account; check that the email arrives (look in spam too).</w:t>
             </w:r>
           </w:p>
         </w:tc>
@@ -8818,6 +8986,14 @@
             <w:pPr>
               <w:spacing w:after="0"/>
             </w:pPr>
+            <w:r>
+              <w:rPr>
+                <w:rFonts w:ascii="Arial" w:cs="Arial" w:eastAsia="Arial" w:hAnsi="Arial"/>
+                <w:sz w:val="17"/>
+                <w:szCs w:val="17"/>
+              </w:rPr>
+              <w:t xml:space="preserve">Test account</w:t>
+            </w:r>
           </w:p>
         </w:tc>
         <w:tc>
@@ -8885,7 +9061,7 @@
                 <w:sz w:val="18"/>
                 <w:szCs w:val="18"/>
               </w:rPr>
-              <w:t xml:space="preserve">TC-016</w:t>
+              <w:t xml:space="preserve">TC-076</w:t>
             </w:r>
           </w:p>
         </w:tc>
@@ -8916,7 +9092,7 @@
                 <w:sz w:val="18"/>
                 <w:szCs w:val="18"/>
               </w:rPr>
-              <w:t xml:space="preserve">Add a teacher profile for the test user, then edit it.</w:t>
+              <w:t xml:space="preserve">Log in as the test account with the temporary password and set a new one. Log back in as Admin.</w:t>
             </w:r>
           </w:p>
         </w:tc>
@@ -8947,7 +9123,654 @@
                 <w:sz w:val="17"/>
                 <w:szCs w:val="17"/>
               </w:rPr>
-              <w:t xml:space="preserve">Test user</w:t>
+              <w:t xml:space="preserve">Test account</w:t>
+            </w:r>
+          </w:p>
+        </w:tc>
+        <w:tc>
+          <w:tcPr>
+            <w:tcW w:type="dxa" w:w="1520"/>
+            <w:tcBorders>
+              <w:top w:val="single" w:color="8C8C8C" w:sz="4"/>
+              <w:left w:val="single" w:color="8C8C8C" w:sz="4"/>
+              <w:bottom w:val="single" w:color="8C8C8C" w:sz="4"/>
+              <w:right w:val="single" w:color="8C8C8C" w:sz="4"/>
+            </w:tcBorders>
+            <w:tcMar>
+              <w:top w:type="dxa" w:w="45"/>
+              <w:left w:type="dxa" w:w="80"/>
+              <w:bottom w:type="dxa" w:w="45"/>
+              <w:right w:type="dxa" w:w="80"/>
+            </w:tcMar>
+            <w:vAlign w:val="center"/>
+          </w:tcPr>
+          <w:p>
+            <w:pPr>
+              <w:spacing w:after="0"/>
+            </w:pPr>
+            <w:r>
+              <w:rPr>
+                <w:rFonts w:ascii="Arial" w:cs="Arial" w:eastAsia="Arial" w:hAnsi="Arial"/>
+                <w:sz w:val="16"/>
+                <w:szCs w:val="16"/>
+              </w:rPr>
+              <w:t xml:space="preserve">☐ Pass  ☐ Fail</w:t>
+            </w:r>
+          </w:p>
+        </w:tc>
+      </w:tr>
+      <w:tr>
+        <w:trPr>
+          <w:cantSplit/>
+        </w:trPr>
+        <w:tc>
+          <w:tcPr>
+            <w:tcW w:type="dxa" w:w="780"/>
+            <w:tcBorders>
+              <w:top w:val="single" w:color="8C8C8C" w:sz="4"/>
+              <w:left w:val="single" w:color="8C8C8C" w:sz="4"/>
+              <w:bottom w:val="single" w:color="8C8C8C" w:sz="4"/>
+              <w:right w:val="single" w:color="8C8C8C" w:sz="4"/>
+            </w:tcBorders>
+            <w:tcMar>
+              <w:top w:type="dxa" w:w="45"/>
+              <w:left w:type="dxa" w:w="80"/>
+              <w:bottom w:type="dxa" w:w="45"/>
+              <w:right w:type="dxa" w:w="80"/>
+            </w:tcMar>
+            <w:vAlign w:val="center"/>
+          </w:tcPr>
+          <w:p>
+            <w:pPr>
+              <w:spacing w:after="0"/>
+            </w:pPr>
+            <w:r>
+              <w:rPr>
+                <w:rFonts w:ascii="Arial" w:cs="Arial" w:eastAsia="Arial" w:hAnsi="Arial"/>
+                <w:b/>
+                <w:bCs/>
+                <w:sz w:val="18"/>
+                <w:szCs w:val="18"/>
+              </w:rPr>
+              <w:t xml:space="preserve">TC-013</w:t>
+            </w:r>
+          </w:p>
+        </w:tc>
+        <w:tc>
+          <w:tcPr>
+            <w:tcW w:type="dxa" w:w="5560"/>
+            <w:tcBorders>
+              <w:top w:val="single" w:color="8C8C8C" w:sz="4"/>
+              <w:left w:val="single" w:color="8C8C8C" w:sz="4"/>
+              <w:bottom w:val="single" w:color="8C8C8C" w:sz="4"/>
+              <w:right w:val="single" w:color="8C8C8C" w:sz="4"/>
+            </w:tcBorders>
+            <w:tcMar>
+              <w:top w:type="dxa" w:w="45"/>
+              <w:left w:type="dxa" w:w="80"/>
+              <w:bottom w:type="dxa" w:w="45"/>
+              <w:right w:type="dxa" w:w="80"/>
+            </w:tcMar>
+            <w:vAlign w:val="center"/>
+          </w:tcPr>
+          <w:p>
+            <w:pPr>
+              <w:spacing w:after="0"/>
+            </w:pPr>
+            <w:r>
+              <w:rPr>
+                <w:rFonts w:ascii="Arial" w:cs="Arial" w:eastAsia="Arial" w:hAnsi="Arial"/>
+                <w:sz w:val="18"/>
+                <w:szCs w:val="18"/>
+              </w:rPr>
+              <w:t xml:space="preserve">Edit that test account, then set it to Inactive.</w:t>
+            </w:r>
+          </w:p>
+        </w:tc>
+        <w:tc>
+          <w:tcPr>
+            <w:tcW w:type="dxa" w:w="2364"/>
+            <w:tcBorders>
+              <w:top w:val="single" w:color="8C8C8C" w:sz="4"/>
+              <w:left w:val="single" w:color="8C8C8C" w:sz="4"/>
+              <w:bottom w:val="single" w:color="8C8C8C" w:sz="4"/>
+              <w:right w:val="single" w:color="8C8C8C" w:sz="4"/>
+            </w:tcBorders>
+            <w:tcMar>
+              <w:top w:type="dxa" w:w="45"/>
+              <w:left w:type="dxa" w:w="80"/>
+              <w:bottom w:type="dxa" w:w="45"/>
+              <w:right w:type="dxa" w:w="80"/>
+            </w:tcMar>
+            <w:vAlign w:val="center"/>
+          </w:tcPr>
+          <w:p>
+            <w:pPr>
+              <w:spacing w:after="0"/>
+            </w:pPr>
+            <w:r>
+              <w:rPr>
+                <w:rFonts w:ascii="Arial" w:cs="Arial" w:eastAsia="Arial" w:hAnsi="Arial"/>
+                <w:sz w:val="17"/>
+                <w:szCs w:val="17"/>
+              </w:rPr>
+              <w:t xml:space="preserve">Test account from TC-012</w:t>
+            </w:r>
+          </w:p>
+        </w:tc>
+        <w:tc>
+          <w:tcPr>
+            <w:tcW w:type="dxa" w:w="1520"/>
+            <w:tcBorders>
+              <w:top w:val="single" w:color="8C8C8C" w:sz="4"/>
+              <w:left w:val="single" w:color="8C8C8C" w:sz="4"/>
+              <w:bottom w:val="single" w:color="8C8C8C" w:sz="4"/>
+              <w:right w:val="single" w:color="8C8C8C" w:sz="4"/>
+            </w:tcBorders>
+            <w:tcMar>
+              <w:top w:type="dxa" w:w="45"/>
+              <w:left w:type="dxa" w:w="80"/>
+              <w:bottom w:type="dxa" w:w="45"/>
+              <w:right w:type="dxa" w:w="80"/>
+            </w:tcMar>
+            <w:vAlign w:val="center"/>
+          </w:tcPr>
+          <w:p>
+            <w:pPr>
+              <w:spacing w:after="0"/>
+            </w:pPr>
+            <w:r>
+              <w:rPr>
+                <w:rFonts w:ascii="Arial" w:cs="Arial" w:eastAsia="Arial" w:hAnsi="Arial"/>
+                <w:sz w:val="16"/>
+                <w:szCs w:val="16"/>
+              </w:rPr>
+              <w:t xml:space="preserve">☐ Pass  ☐ Fail</w:t>
+            </w:r>
+          </w:p>
+        </w:tc>
+      </w:tr>
+      <w:tr>
+        <w:trPr>
+          <w:cantSplit/>
+        </w:trPr>
+        <w:tc>
+          <w:tcPr>
+            <w:tcW w:type="dxa" w:w="780"/>
+            <w:tcBorders>
+              <w:top w:val="single" w:color="8C8C8C" w:sz="4"/>
+              <w:left w:val="single" w:color="8C8C8C" w:sz="4"/>
+              <w:bottom w:val="single" w:color="8C8C8C" w:sz="4"/>
+              <w:right w:val="single" w:color="8C8C8C" w:sz="4"/>
+            </w:tcBorders>
+            <w:tcMar>
+              <w:top w:type="dxa" w:w="45"/>
+              <w:left w:type="dxa" w:w="80"/>
+              <w:bottom w:type="dxa" w:w="45"/>
+              <w:right w:type="dxa" w:w="80"/>
+            </w:tcMar>
+            <w:vAlign w:val="center"/>
+          </w:tcPr>
+          <w:p>
+            <w:pPr>
+              <w:spacing w:after="0"/>
+            </w:pPr>
+            <w:r>
+              <w:rPr>
+                <w:rFonts w:ascii="Arial" w:cs="Arial" w:eastAsia="Arial" w:hAnsi="Arial"/>
+                <w:b/>
+                <w:bCs/>
+                <w:sz w:val="18"/>
+                <w:szCs w:val="18"/>
+              </w:rPr>
+              <w:t xml:space="preserve">TC-004</w:t>
+            </w:r>
+          </w:p>
+        </w:tc>
+        <w:tc>
+          <w:tcPr>
+            <w:tcW w:type="dxa" w:w="5560"/>
+            <w:tcBorders>
+              <w:top w:val="single" w:color="8C8C8C" w:sz="4"/>
+              <w:left w:val="single" w:color="8C8C8C" w:sz="4"/>
+              <w:bottom w:val="single" w:color="8C8C8C" w:sz="4"/>
+              <w:right w:val="single" w:color="8C8C8C" w:sz="4"/>
+            </w:tcBorders>
+            <w:tcMar>
+              <w:top w:type="dxa" w:w="45"/>
+              <w:left w:type="dxa" w:w="80"/>
+              <w:bottom w:type="dxa" w:w="45"/>
+              <w:right w:type="dxa" w:w="80"/>
+            </w:tcMar>
+            <w:vAlign w:val="center"/>
+          </w:tcPr>
+          <w:p>
+            <w:pPr>
+              <w:spacing w:after="0"/>
+            </w:pPr>
+            <w:r>
+              <w:rPr>
+                <w:rFonts w:ascii="Arial" w:cs="Arial" w:eastAsia="Arial" w:hAnsi="Arial"/>
+                <w:sz w:val="18"/>
+                <w:szCs w:val="18"/>
+              </w:rPr>
+              <w:t xml:space="preserve">Log out and try to log in as the inactive test account. Log back in as Admin.</w:t>
+            </w:r>
+          </w:p>
+        </w:tc>
+        <w:tc>
+          <w:tcPr>
+            <w:tcW w:type="dxa" w:w="2364"/>
+            <w:tcBorders>
+              <w:top w:val="single" w:color="8C8C8C" w:sz="4"/>
+              <w:left w:val="single" w:color="8C8C8C" w:sz="4"/>
+              <w:bottom w:val="single" w:color="8C8C8C" w:sz="4"/>
+              <w:right w:val="single" w:color="8C8C8C" w:sz="4"/>
+            </w:tcBorders>
+            <w:tcMar>
+              <w:top w:type="dxa" w:w="45"/>
+              <w:left w:type="dxa" w:w="80"/>
+              <w:bottom w:type="dxa" w:w="45"/>
+              <w:right w:type="dxa" w:w="80"/>
+            </w:tcMar>
+            <w:vAlign w:val="center"/>
+          </w:tcPr>
+          <w:p>
+            <w:pPr>
+              <w:spacing w:after="0"/>
+            </w:pPr>
+            <w:r>
+              <w:rPr>
+                <w:rFonts w:ascii="Arial" w:cs="Arial" w:eastAsia="Arial" w:hAnsi="Arial"/>
+                <w:sz w:val="17"/>
+                <w:szCs w:val="17"/>
+              </w:rPr>
+              <w:t xml:space="preserve">Test account</w:t>
+            </w:r>
+          </w:p>
+        </w:tc>
+        <w:tc>
+          <w:tcPr>
+            <w:tcW w:type="dxa" w:w="1520"/>
+            <w:tcBorders>
+              <w:top w:val="single" w:color="8C8C8C" w:sz="4"/>
+              <w:left w:val="single" w:color="8C8C8C" w:sz="4"/>
+              <w:bottom w:val="single" w:color="8C8C8C" w:sz="4"/>
+              <w:right w:val="single" w:color="8C8C8C" w:sz="4"/>
+            </w:tcBorders>
+            <w:tcMar>
+              <w:top w:type="dxa" w:w="45"/>
+              <w:left w:type="dxa" w:w="80"/>
+              <w:bottom w:type="dxa" w:w="45"/>
+              <w:right w:type="dxa" w:w="80"/>
+            </w:tcMar>
+            <w:vAlign w:val="center"/>
+          </w:tcPr>
+          <w:p>
+            <w:pPr>
+              <w:spacing w:after="0"/>
+            </w:pPr>
+            <w:r>
+              <w:rPr>
+                <w:rFonts w:ascii="Arial" w:cs="Arial" w:eastAsia="Arial" w:hAnsi="Arial"/>
+                <w:sz w:val="16"/>
+                <w:szCs w:val="16"/>
+              </w:rPr>
+              <w:t xml:space="preserve">☐ Pass  ☐ Fail</w:t>
+            </w:r>
+          </w:p>
+        </w:tc>
+      </w:tr>
+      <w:tr>
+        <w:trPr>
+          <w:cantSplit/>
+        </w:trPr>
+        <w:tc>
+          <w:tcPr>
+            <w:tcW w:type="dxa" w:w="780"/>
+            <w:tcBorders>
+              <w:top w:val="single" w:color="8C8C8C" w:sz="4"/>
+              <w:left w:val="single" w:color="8C8C8C" w:sz="4"/>
+              <w:bottom w:val="single" w:color="8C8C8C" w:sz="4"/>
+              <w:right w:val="single" w:color="8C8C8C" w:sz="4"/>
+            </w:tcBorders>
+            <w:tcMar>
+              <w:top w:type="dxa" w:w="45"/>
+              <w:left w:type="dxa" w:w="80"/>
+              <w:bottom w:type="dxa" w:w="45"/>
+              <w:right w:type="dxa" w:w="80"/>
+            </w:tcMar>
+            <w:vAlign w:val="center"/>
+          </w:tcPr>
+          <w:p>
+            <w:pPr>
+              <w:spacing w:after="0"/>
+            </w:pPr>
+            <w:r>
+              <w:rPr>
+                <w:rFonts w:ascii="Arial" w:cs="Arial" w:eastAsia="Arial" w:hAnsi="Arial"/>
+                <w:b/>
+                <w:bCs/>
+                <w:sz w:val="18"/>
+                <w:szCs w:val="18"/>
+              </w:rPr>
+              <w:t xml:space="preserve">TC-014</w:t>
+            </w:r>
+          </w:p>
+        </w:tc>
+        <w:tc>
+          <w:tcPr>
+            <w:tcW w:type="dxa" w:w="5560"/>
+            <w:tcBorders>
+              <w:top w:val="single" w:color="8C8C8C" w:sz="4"/>
+              <w:left w:val="single" w:color="8C8C8C" w:sz="4"/>
+              <w:bottom w:val="single" w:color="8C8C8C" w:sz="4"/>
+              <w:right w:val="single" w:color="8C8C8C" w:sz="4"/>
+            </w:tcBorders>
+            <w:tcMar>
+              <w:top w:type="dxa" w:w="45"/>
+              <w:left w:type="dxa" w:w="80"/>
+              <w:bottom w:type="dxa" w:w="45"/>
+              <w:right w:type="dxa" w:w="80"/>
+            </w:tcMar>
+            <w:vAlign w:val="center"/>
+          </w:tcPr>
+          <w:p>
+            <w:pPr>
+              <w:spacing w:after="0"/>
+            </w:pPr>
+            <w:r>
+              <w:rPr>
+                <w:rFonts w:ascii="Arial" w:cs="Arial" w:eastAsia="Arial" w:hAnsi="Arial"/>
+                <w:sz w:val="18"/>
+                <w:szCs w:val="18"/>
+              </w:rPr>
+              <w:t xml:space="preserve">Reset the test account's password.</w:t>
+            </w:r>
+          </w:p>
+        </w:tc>
+        <w:tc>
+          <w:tcPr>
+            <w:tcW w:type="dxa" w:w="2364"/>
+            <w:tcBorders>
+              <w:top w:val="single" w:color="8C8C8C" w:sz="4"/>
+              <w:left w:val="single" w:color="8C8C8C" w:sz="4"/>
+              <w:bottom w:val="single" w:color="8C8C8C" w:sz="4"/>
+              <w:right w:val="single" w:color="8C8C8C" w:sz="4"/>
+            </w:tcBorders>
+            <w:tcMar>
+              <w:top w:type="dxa" w:w="45"/>
+              <w:left w:type="dxa" w:w="80"/>
+              <w:bottom w:type="dxa" w:w="45"/>
+              <w:right w:type="dxa" w:w="80"/>
+            </w:tcMar>
+            <w:vAlign w:val="center"/>
+          </w:tcPr>
+          <w:p>
+            <w:pPr>
+              <w:spacing w:after="0"/>
+            </w:pPr>
+            <w:r>
+              <w:rPr>
+                <w:rFonts w:ascii="Arial" w:cs="Arial" w:eastAsia="Arial" w:hAnsi="Arial"/>
+                <w:sz w:val="17"/>
+                <w:szCs w:val="17"/>
+              </w:rPr>
+              <w:t xml:space="preserve">Test account</w:t>
+            </w:r>
+          </w:p>
+        </w:tc>
+        <w:tc>
+          <w:tcPr>
+            <w:tcW w:type="dxa" w:w="1520"/>
+            <w:tcBorders>
+              <w:top w:val="single" w:color="8C8C8C" w:sz="4"/>
+              <w:left w:val="single" w:color="8C8C8C" w:sz="4"/>
+              <w:bottom w:val="single" w:color="8C8C8C" w:sz="4"/>
+              <w:right w:val="single" w:color="8C8C8C" w:sz="4"/>
+            </w:tcBorders>
+            <w:tcMar>
+              <w:top w:type="dxa" w:w="45"/>
+              <w:left w:type="dxa" w:w="80"/>
+              <w:bottom w:type="dxa" w:w="45"/>
+              <w:right w:type="dxa" w:w="80"/>
+            </w:tcMar>
+            <w:vAlign w:val="center"/>
+          </w:tcPr>
+          <w:p>
+            <w:pPr>
+              <w:spacing w:after="0"/>
+            </w:pPr>
+            <w:r>
+              <w:rPr>
+                <w:rFonts w:ascii="Arial" w:cs="Arial" w:eastAsia="Arial" w:hAnsi="Arial"/>
+                <w:sz w:val="16"/>
+                <w:szCs w:val="16"/>
+              </w:rPr>
+              <w:t xml:space="preserve">☐ Pass  ☐ Fail</w:t>
+            </w:r>
+          </w:p>
+        </w:tc>
+      </w:tr>
+      <w:tr>
+        <w:trPr>
+          <w:cantSplit/>
+        </w:trPr>
+        <w:tc>
+          <w:tcPr>
+            <w:tcW w:type="dxa" w:w="780"/>
+            <w:tcBorders>
+              <w:top w:val="single" w:color="8C8C8C" w:sz="4"/>
+              <w:left w:val="single" w:color="8C8C8C" w:sz="4"/>
+              <w:bottom w:val="single" w:color="8C8C8C" w:sz="4"/>
+              <w:right w:val="single" w:color="8C8C8C" w:sz="4"/>
+            </w:tcBorders>
+            <w:tcMar>
+              <w:top w:type="dxa" w:w="45"/>
+              <w:left w:type="dxa" w:w="80"/>
+              <w:bottom w:type="dxa" w:w="45"/>
+              <w:right w:type="dxa" w:w="80"/>
+            </w:tcMar>
+            <w:vAlign w:val="center"/>
+          </w:tcPr>
+          <w:p>
+            <w:pPr>
+              <w:spacing w:after="0"/>
+            </w:pPr>
+            <w:r>
+              <w:rPr>
+                <w:rFonts w:ascii="Arial" w:cs="Arial" w:eastAsia="Arial" w:hAnsi="Arial"/>
+                <w:b/>
+                <w:bCs/>
+                <w:sz w:val="18"/>
+                <w:szCs w:val="18"/>
+              </w:rPr>
+              <w:t xml:space="preserve">TC-015</w:t>
+            </w:r>
+          </w:p>
+        </w:tc>
+        <w:tc>
+          <w:tcPr>
+            <w:tcW w:type="dxa" w:w="5560"/>
+            <w:tcBorders>
+              <w:top w:val="single" w:color="8C8C8C" w:sz="4"/>
+              <w:left w:val="single" w:color="8C8C8C" w:sz="4"/>
+              <w:bottom w:val="single" w:color="8C8C8C" w:sz="4"/>
+              <w:right w:val="single" w:color="8C8C8C" w:sz="4"/>
+            </w:tcBorders>
+            <w:tcMar>
+              <w:top w:type="dxa" w:w="45"/>
+              <w:left w:type="dxa" w:w="80"/>
+              <w:bottom w:type="dxa" w:w="45"/>
+              <w:right w:type="dxa" w:w="80"/>
+            </w:tcMar>
+            <w:vAlign w:val="center"/>
+          </w:tcPr>
+          <w:p>
+            <w:pPr>
+              <w:spacing w:after="0"/>
+            </w:pPr>
+            <w:r>
+              <w:rPr>
+                <w:rFonts w:ascii="Arial" w:cs="Arial" w:eastAsia="Arial" w:hAnsi="Arial"/>
+                <w:sz w:val="18"/>
+                <w:szCs w:val="18"/>
+              </w:rPr>
+              <w:t xml:space="preserve">Search Accounts by name and by role.</w:t>
+            </w:r>
+          </w:p>
+        </w:tc>
+        <w:tc>
+          <w:tcPr>
+            <w:tcW w:type="dxa" w:w="2364"/>
+            <w:tcBorders>
+              <w:top w:val="single" w:color="8C8C8C" w:sz="4"/>
+              <w:left w:val="single" w:color="8C8C8C" w:sz="4"/>
+              <w:bottom w:val="single" w:color="8C8C8C" w:sz="4"/>
+              <w:right w:val="single" w:color="8C8C8C" w:sz="4"/>
+            </w:tcBorders>
+            <w:tcMar>
+              <w:top w:type="dxa" w:w="45"/>
+              <w:left w:type="dxa" w:w="80"/>
+              <w:bottom w:type="dxa" w:w="45"/>
+              <w:right w:type="dxa" w:w="80"/>
+            </w:tcMar>
+            <w:vAlign w:val="center"/>
+          </w:tcPr>
+          <w:p>
+            <w:pPr>
+              <w:spacing w:after="0"/>
+            </w:pPr>
+          </w:p>
+        </w:tc>
+        <w:tc>
+          <w:tcPr>
+            <w:tcW w:type="dxa" w:w="1520"/>
+            <w:tcBorders>
+              <w:top w:val="single" w:color="8C8C8C" w:sz="4"/>
+              <w:left w:val="single" w:color="8C8C8C" w:sz="4"/>
+              <w:bottom w:val="single" w:color="8C8C8C" w:sz="4"/>
+              <w:right w:val="single" w:color="8C8C8C" w:sz="4"/>
+            </w:tcBorders>
+            <w:tcMar>
+              <w:top w:type="dxa" w:w="45"/>
+              <w:left w:type="dxa" w:w="80"/>
+              <w:bottom w:type="dxa" w:w="45"/>
+              <w:right w:type="dxa" w:w="80"/>
+            </w:tcMar>
+            <w:vAlign w:val="center"/>
+          </w:tcPr>
+          <w:p>
+            <w:pPr>
+              <w:spacing w:after="0"/>
+            </w:pPr>
+            <w:r>
+              <w:rPr>
+                <w:rFonts w:ascii="Arial" w:cs="Arial" w:eastAsia="Arial" w:hAnsi="Arial"/>
+                <w:sz w:val="16"/>
+                <w:szCs w:val="16"/>
+              </w:rPr>
+              <w:t xml:space="preserve">☐ Pass  ☐ Fail</w:t>
+            </w:r>
+          </w:p>
+        </w:tc>
+      </w:tr>
+      <w:tr>
+        <w:trPr>
+          <w:cantSplit/>
+        </w:trPr>
+        <w:tc>
+          <w:tcPr>
+            <w:tcW w:type="dxa" w:w="780"/>
+            <w:tcBorders>
+              <w:top w:val="single" w:color="8C8C8C" w:sz="4"/>
+              <w:left w:val="single" w:color="8C8C8C" w:sz="4"/>
+              <w:bottom w:val="single" w:color="8C8C8C" w:sz="4"/>
+              <w:right w:val="single" w:color="8C8C8C" w:sz="4"/>
+            </w:tcBorders>
+            <w:tcMar>
+              <w:top w:type="dxa" w:w="45"/>
+              <w:left w:type="dxa" w:w="80"/>
+              <w:bottom w:type="dxa" w:w="45"/>
+              <w:right w:type="dxa" w:w="80"/>
+            </w:tcMar>
+            <w:vAlign w:val="center"/>
+          </w:tcPr>
+          <w:p>
+            <w:pPr>
+              <w:spacing w:after="0"/>
+            </w:pPr>
+            <w:r>
+              <w:rPr>
+                <w:rFonts w:ascii="Arial" w:cs="Arial" w:eastAsia="Arial" w:hAnsi="Arial"/>
+                <w:b/>
+                <w:bCs/>
+                <w:sz w:val="18"/>
+                <w:szCs w:val="18"/>
+              </w:rPr>
+              <w:t xml:space="preserve">TC-016</w:t>
+            </w:r>
+          </w:p>
+        </w:tc>
+        <w:tc>
+          <w:tcPr>
+            <w:tcW w:type="dxa" w:w="5560"/>
+            <w:tcBorders>
+              <w:top w:val="single" w:color="8C8C8C" w:sz="4"/>
+              <w:left w:val="single" w:color="8C8C8C" w:sz="4"/>
+              <w:bottom w:val="single" w:color="8C8C8C" w:sz="4"/>
+              <w:right w:val="single" w:color="8C8C8C" w:sz="4"/>
+            </w:tcBorders>
+            <w:tcMar>
+              <w:top w:type="dxa" w:w="45"/>
+              <w:left w:type="dxa" w:w="80"/>
+              <w:bottom w:type="dxa" w:w="45"/>
+              <w:right w:type="dxa" w:w="80"/>
+            </w:tcMar>
+            <w:vAlign w:val="center"/>
+          </w:tcPr>
+          <w:p>
+            <w:pPr>
+              <w:spacing w:after="0"/>
+            </w:pPr>
+            <w:r>
+              <w:rPr>
+                <w:rFonts w:ascii="Arial" w:cs="Arial" w:eastAsia="Arial" w:hAnsi="Arial"/>
+                <w:sz w:val="18"/>
+                <w:szCs w:val="18"/>
+              </w:rPr>
+              <w:t xml:space="preserve">Edit the test account's name or contact number in Accounts.</w:t>
+            </w:r>
+          </w:p>
+        </w:tc>
+        <w:tc>
+          <w:tcPr>
+            <w:tcW w:type="dxa" w:w="2364"/>
+            <w:tcBorders>
+              <w:top w:val="single" w:color="8C8C8C" w:sz="4"/>
+              <w:left w:val="single" w:color="8C8C8C" w:sz="4"/>
+              <w:bottom w:val="single" w:color="8C8C8C" w:sz="4"/>
+              <w:right w:val="single" w:color="8C8C8C" w:sz="4"/>
+            </w:tcBorders>
+            <w:tcMar>
+              <w:top w:type="dxa" w:w="45"/>
+              <w:left w:type="dxa" w:w="80"/>
+              <w:bottom w:type="dxa" w:w="45"/>
+              <w:right w:type="dxa" w:w="80"/>
+            </w:tcMar>
+            <w:vAlign w:val="center"/>
+          </w:tcPr>
+          <w:p>
+            <w:pPr>
+              <w:spacing w:after="0"/>
+            </w:pPr>
+            <w:r>
+              <w:rPr>
+                <w:rFonts w:ascii="Arial" w:cs="Arial" w:eastAsia="Arial" w:hAnsi="Arial"/>
+                <w:sz w:val="17"/>
+                <w:szCs w:val="17"/>
+              </w:rPr>
+              <w:t xml:space="preserve">Test account</w:t>
             </w:r>
           </w:p>
         </w:tc>
@@ -18235,7 +19058,7 @@
                 <w:sz w:val="17"/>
                 <w:szCs w:val="17"/>
               </w:rPr>
-              <w:t xml:space="preserve">/users</w:t>
+              <w:t xml:space="preserve">/accounts</w:t>
             </w:r>
             <w:r>
               <w:rPr>
@@ -20920,7 +21743,7 @@
                 <w:sz w:val="18"/>
                 <w:szCs w:val="18"/>
               </w:rPr>
-              <w:t xml:space="preserve">— (view only)</w:t>
+              <w:t xml:space="preserve">— (approves accounts; otherwise view only)</w:t>
             </w:r>
           </w:p>
         </w:tc>
@@ -22413,7 +23236,7 @@
                 <w:sz w:val="18"/>
                 <w:szCs w:val="18"/>
               </w:rPr>
-              <w:t xml:space="preserve">Look for Approve, Reject, Upload, Edit or Download SF10: none is available.</w:t>
+              <w:t xml:space="preserve">On the record pages, look for Approve, Reject, Upload, Edit or Download SF10: none is available.</w:t>
             </w:r>
           </w:p>
         </w:tc>
@@ -22438,6 +23261,268 @@
             <w:pPr>
               <w:spacing w:after="0"/>
             </w:pPr>
+          </w:p>
+        </w:tc>
+        <w:tc>
+          <w:tcPr>
+            <w:tcW w:type="dxa" w:w="1520"/>
+            <w:tcBorders>
+              <w:top w:val="single" w:color="8C8C8C" w:sz="4"/>
+              <w:left w:val="single" w:color="8C8C8C" w:sz="4"/>
+              <w:bottom w:val="single" w:color="8C8C8C" w:sz="4"/>
+              <w:right w:val="single" w:color="8C8C8C" w:sz="4"/>
+            </w:tcBorders>
+            <w:tcMar>
+              <w:top w:type="dxa" w:w="45"/>
+              <w:left w:type="dxa" w:w="80"/>
+              <w:bottom w:type="dxa" w:w="45"/>
+              <w:right w:type="dxa" w:w="80"/>
+            </w:tcMar>
+            <w:vAlign w:val="center"/>
+          </w:tcPr>
+          <w:p>
+            <w:pPr>
+              <w:spacing w:after="0"/>
+            </w:pPr>
+            <w:r>
+              <w:rPr>
+                <w:rFonts w:ascii="Arial" w:cs="Arial" w:eastAsia="Arial" w:hAnsi="Arial"/>
+                <w:sz w:val="16"/>
+                <w:szCs w:val="16"/>
+              </w:rPr>
+              <w:t xml:space="preserve">☐ Pass  ☐ Fail</w:t>
+            </w:r>
+          </w:p>
+        </w:tc>
+      </w:tr>
+      <w:tr>
+        <w:trPr>
+          <w:cantSplit/>
+        </w:trPr>
+        <w:tc>
+          <w:tcPr>
+            <w:tcW w:type="dxa" w:w="780"/>
+            <w:tcBorders>
+              <w:top w:val="single" w:color="8C8C8C" w:sz="4"/>
+              <w:left w:val="single" w:color="8C8C8C" w:sz="4"/>
+              <w:bottom w:val="single" w:color="8C8C8C" w:sz="4"/>
+              <w:right w:val="single" w:color="8C8C8C" w:sz="4"/>
+            </w:tcBorders>
+            <w:tcMar>
+              <w:top w:type="dxa" w:w="45"/>
+              <w:left w:type="dxa" w:w="80"/>
+              <w:bottom w:type="dxa" w:w="45"/>
+              <w:right w:type="dxa" w:w="80"/>
+            </w:tcMar>
+            <w:vAlign w:val="center"/>
+          </w:tcPr>
+          <w:p>
+            <w:pPr>
+              <w:spacing w:after="0"/>
+            </w:pPr>
+            <w:r>
+              <w:rPr>
+                <w:rFonts w:ascii="Arial" w:cs="Arial" w:eastAsia="Arial" w:hAnsi="Arial"/>
+                <w:b/>
+                <w:bCs/>
+                <w:sz w:val="18"/>
+                <w:szCs w:val="18"/>
+              </w:rPr>
+              <w:t xml:space="preserve">TC-073</w:t>
+            </w:r>
+          </w:p>
+        </w:tc>
+        <w:tc>
+          <w:tcPr>
+            <w:tcW w:type="dxa" w:w="5560"/>
+            <w:tcBorders>
+              <w:top w:val="single" w:color="8C8C8C" w:sz="4"/>
+              <w:left w:val="single" w:color="8C8C8C" w:sz="4"/>
+              <w:bottom w:val="single" w:color="8C8C8C" w:sz="4"/>
+              <w:right w:val="single" w:color="8C8C8C" w:sz="4"/>
+            </w:tcBorders>
+            <w:tcMar>
+              <w:top w:type="dxa" w:w="45"/>
+              <w:left w:type="dxa" w:w="80"/>
+              <w:bottom w:type="dxa" w:w="45"/>
+              <w:right w:type="dxa" w:w="80"/>
+            </w:tcMar>
+            <w:vAlign w:val="center"/>
+          </w:tcPr>
+          <w:p>
+            <w:pPr>
+              <w:spacing w:after="0"/>
+            </w:pPr>
+            <w:r>
+              <w:rPr>
+                <w:rFonts w:ascii="Arial" w:cs="Arial" w:eastAsia="Arial" w:hAnsi="Arial"/>
+                <w:sz w:val="18"/>
+                <w:szCs w:val="18"/>
+              </w:rPr>
+              <w:t xml:space="preserve">When the Admin has added the test account: open the Dashboard alert and approve it.</w:t>
+            </w:r>
+          </w:p>
+        </w:tc>
+        <w:tc>
+          <w:tcPr>
+            <w:tcW w:type="dxa" w:w="2364"/>
+            <w:tcBorders>
+              <w:top w:val="single" w:color="8C8C8C" w:sz="4"/>
+              <w:left w:val="single" w:color="8C8C8C" w:sz="4"/>
+              <w:bottom w:val="single" w:color="8C8C8C" w:sz="4"/>
+              <w:right w:val="single" w:color="8C8C8C" w:sz="4"/>
+            </w:tcBorders>
+            <w:tcMar>
+              <w:top w:type="dxa" w:w="45"/>
+              <w:left w:type="dxa" w:w="80"/>
+              <w:bottom w:type="dxa" w:w="45"/>
+              <w:right w:type="dxa" w:w="80"/>
+            </w:tcMar>
+            <w:vAlign w:val="center"/>
+          </w:tcPr>
+          <w:p>
+            <w:pPr>
+              <w:spacing w:after="0"/>
+            </w:pPr>
+            <w:r>
+              <w:rPr>
+                <w:rFonts w:ascii="Arial" w:cs="Arial" w:eastAsia="Arial" w:hAnsi="Arial"/>
+                <w:sz w:val="17"/>
+                <w:szCs w:val="17"/>
+              </w:rPr>
+              <w:t xml:space="preserve">Test account</w:t>
+            </w:r>
+          </w:p>
+        </w:tc>
+        <w:tc>
+          <w:tcPr>
+            <w:tcW w:type="dxa" w:w="1520"/>
+            <w:tcBorders>
+              <w:top w:val="single" w:color="8C8C8C" w:sz="4"/>
+              <w:left w:val="single" w:color="8C8C8C" w:sz="4"/>
+              <w:bottom w:val="single" w:color="8C8C8C" w:sz="4"/>
+              <w:right w:val="single" w:color="8C8C8C" w:sz="4"/>
+            </w:tcBorders>
+            <w:tcMar>
+              <w:top w:type="dxa" w:w="45"/>
+              <w:left w:type="dxa" w:w="80"/>
+              <w:bottom w:type="dxa" w:w="45"/>
+              <w:right w:type="dxa" w:w="80"/>
+            </w:tcMar>
+            <w:vAlign w:val="center"/>
+          </w:tcPr>
+          <w:p>
+            <w:pPr>
+              <w:spacing w:after="0"/>
+            </w:pPr>
+            <w:r>
+              <w:rPr>
+                <w:rFonts w:ascii="Arial" w:cs="Arial" w:eastAsia="Arial" w:hAnsi="Arial"/>
+                <w:sz w:val="16"/>
+                <w:szCs w:val="16"/>
+              </w:rPr>
+              <w:t xml:space="preserve">☐ Pass  ☐ Fail</w:t>
+            </w:r>
+          </w:p>
+        </w:tc>
+      </w:tr>
+      <w:tr>
+        <w:trPr>
+          <w:cantSplit/>
+        </w:trPr>
+        <w:tc>
+          <w:tcPr>
+            <w:tcW w:type="dxa" w:w="780"/>
+            <w:tcBorders>
+              <w:top w:val="single" w:color="8C8C8C" w:sz="4"/>
+              <w:left w:val="single" w:color="8C8C8C" w:sz="4"/>
+              <w:bottom w:val="single" w:color="8C8C8C" w:sz="4"/>
+              <w:right w:val="single" w:color="8C8C8C" w:sz="4"/>
+            </w:tcBorders>
+            <w:tcMar>
+              <w:top w:type="dxa" w:w="45"/>
+              <w:left w:type="dxa" w:w="80"/>
+              <w:bottom w:type="dxa" w:w="45"/>
+              <w:right w:type="dxa" w:w="80"/>
+            </w:tcMar>
+            <w:vAlign w:val="center"/>
+          </w:tcPr>
+          <w:p>
+            <w:pPr>
+              <w:spacing w:after="0"/>
+            </w:pPr>
+            <w:r>
+              <w:rPr>
+                <w:rFonts w:ascii="Arial" w:cs="Arial" w:eastAsia="Arial" w:hAnsi="Arial"/>
+                <w:b/>
+                <w:bCs/>
+                <w:sz w:val="18"/>
+                <w:szCs w:val="18"/>
+              </w:rPr>
+              <w:t xml:space="preserve">TC-074</w:t>
+            </w:r>
+          </w:p>
+        </w:tc>
+        <w:tc>
+          <w:tcPr>
+            <w:tcW w:type="dxa" w:w="5560"/>
+            <w:tcBorders>
+              <w:top w:val="single" w:color="8C8C8C" w:sz="4"/>
+              <w:left w:val="single" w:color="8C8C8C" w:sz="4"/>
+              <w:bottom w:val="single" w:color="8C8C8C" w:sz="4"/>
+              <w:right w:val="single" w:color="8C8C8C" w:sz="4"/>
+            </w:tcBorders>
+            <w:tcMar>
+              <w:top w:type="dxa" w:w="45"/>
+              <w:left w:type="dxa" w:w="80"/>
+              <w:bottom w:type="dxa" w:w="45"/>
+              <w:right w:type="dxa" w:w="80"/>
+            </w:tcMar>
+            <w:vAlign w:val="center"/>
+          </w:tcPr>
+          <w:p>
+            <w:pPr>
+              <w:spacing w:after="0"/>
+            </w:pPr>
+            <w:r>
+              <w:rPr>
+                <w:rFonts w:ascii="Arial" w:cs="Arial" w:eastAsia="Arial" w:hAnsi="Arial"/>
+                <w:sz w:val="18"/>
+                <w:szCs w:val="18"/>
+              </w:rPr>
+              <w:t xml:space="preserve">Reject the second test account: first without a reason, then with one.</w:t>
+            </w:r>
+          </w:p>
+        </w:tc>
+        <w:tc>
+          <w:tcPr>
+            <w:tcW w:type="dxa" w:w="2364"/>
+            <w:tcBorders>
+              <w:top w:val="single" w:color="8C8C8C" w:sz="4"/>
+              <w:left w:val="single" w:color="8C8C8C" w:sz="4"/>
+              <w:bottom w:val="single" w:color="8C8C8C" w:sz="4"/>
+              <w:right w:val="single" w:color="8C8C8C" w:sz="4"/>
+            </w:tcBorders>
+            <w:tcMar>
+              <w:top w:type="dxa" w:w="45"/>
+              <w:left w:type="dxa" w:w="80"/>
+              <w:bottom w:type="dxa" w:w="45"/>
+              <w:right w:type="dxa" w:w="80"/>
+            </w:tcMar>
+            <w:vAlign w:val="center"/>
+          </w:tcPr>
+          <w:p>
+            <w:pPr>
+              <w:spacing w:after="0"/>
+            </w:pPr>
+            <w:r>
+              <w:rPr>
+                <w:rFonts w:ascii="Arial" w:cs="Arial" w:eastAsia="Arial" w:hAnsi="Arial"/>
+                <w:sz w:val="17"/>
+                <w:szCs w:val="17"/>
+              </w:rPr>
+              <w:t xml:space="preserve">Second test account</w:t>
+            </w:r>
           </w:p>
         </w:tc>
         <w:tc>
